--- a/public/templates/office/Phase1_선금신청서_및_사용계획서.docx
+++ b/public/templates/office/Phase1_선금신청서_및_사용계획서.docx
@@ -3,77 +3,72 @@
 <w:document xmlns:wpc="http://schemas.microsoft.com/office/word/2010/wordprocessingCanvas" xmlns:mo="http://schemas.microsoft.com/office/mac/office/2008/main" xmlns:mc="http://schemas.openxmlformats.org/markup-compatibility/2006" xmlns:mv="urn:schemas-microsoft-com:mac:vml" xmlns:o="urn:schemas-microsoft-com:office:office" xmlns:r="http://schemas.openxmlformats.org/officeDocument/2006/relationships" xmlns:m="http://schemas.openxmlformats.org/officeDocument/2006/math" xmlns:v="urn:schemas-microsoft-com:vml" xmlns:wp14="http://schemas.microsoft.com/office/word/2010/wordprocessingDrawing" xmlns:wp="http://schemas.openxmlformats.org/drawingml/2006/wordprocessingDrawing" xmlns:w10="urn:schemas-microsoft-com:office:word" xmlns:w="http://schemas.openxmlformats.org/wordprocessingml/2006/main" xmlns:w14="http://schemas.microsoft.com/office/word/2010/wordml" xmlns:wpg="http://schemas.microsoft.com/office/word/2010/wordprocessingGroup" xmlns:wpi="http://schemas.microsoft.com/office/word/2010/wordprocessingInk" xmlns:wne="http://schemas.microsoft.com/office/word/2006/wordml" xmlns:wps="http://schemas.microsoft.com/office/word/2010/wordprocessingShape" mc:Ignorable="w14 wp14">
   <w:body>
     <w:p>
-      <w:pPr>
-        <w:jc w:val="center"/>
-      </w:pPr>
       <w:r>
         <w:rPr>
-          <w:rFonts w:ascii="Malgun Gothic" w:hAnsi="Malgun Gothic"/>
+          <w:rFonts w:ascii="맑은 고딕" w:hAnsi="맑은 고딕" w:eastAsia="맑은 고딕"/>
           <w:b/>
-          <w:color w:val="1E293B"/>
+          <w:color w:val="2563EB"/>
+          <w:sz w:val="17"/>
+        </w:rPr>
+        <w:t>[엠파시 엔터프라이즈 표준 사업관리 서식] 문서번호: EMP-DOC-P1-02 | 사업명: 한빛글로벌 SyncGuard AI 시스템 구축</w:t>
+      </w:r>
+    </w:p>
+    <w:p>
+      <w:r>
+        <w:rPr>
+          <w:rFonts w:ascii="맑은 고딕" w:hAnsi="맑은 고딕" w:eastAsia="맑은 고딕"/>
+          <w:b/>
+          <w:color w:val="0F172A"/>
           <w:sz w:val="36"/>
         </w:rPr>
         <w:t>선금(선급금) 지급 신청서 및 사용계획서</w:t>
       </w:r>
     </w:p>
     <w:p>
-      <w:pPr>
-        <w:jc w:val="center"/>
-      </w:pPr>
       <w:r>
         <w:rPr>
-          <w:rFonts w:ascii="Malgun Gothic" w:hAnsi="Malgun Gothic"/>
-          <w:color w:val="64748B"/>
+          <w:rFonts w:ascii="맑은 고딕" w:hAnsi="맑은 고딕" w:eastAsia="맑은 고딕"/>
+          <w:b w:val="0"/>
+          <w:color w:val="475569"/>
           <w:sz w:val="21"/>
         </w:rPr>
-        <w:t>국가계약법 시행령 제56조 및 계약 일반조건에 따른 선금 청구</w:t>
-      </w:r>
-    </w:p>
-    <w:p/>
-    <w:p>
-      <w:pPr>
-        <w:spacing w:before="160" w:after="80"/>
-      </w:pPr>
-      <w:r>
-        <w:rPr>
-          <w:rFonts w:ascii="Malgun Gothic" w:hAnsi="Malgun Gothic"/>
-          <w:b/>
-          <w:color w:val="2563EB"/>
-          <w:sz w:val="26"/>
-        </w:rPr>
-        <w:t>1. 선금 신청 개요</w:t>
+        <w:t>한빛글로벌 SyncGuard AI 시스템 구축 용역 착수 선금(30%) 청구 및 비목별 집행 계획</w:t>
       </w:r>
     </w:p>
     <w:tbl>
       <w:tblPr>
+        <w:tblStyle w:val="TableGrid"/>
         <w:tblW w:type="auto" w:w="0"/>
         <w:jc w:val="center"/>
-        <w:tblLayout w:type="autofit"/>
         <w:tblLook w:firstColumn="1" w:firstRow="1" w:lastColumn="0" w:lastRow="0" w:noHBand="0" w:noVBand="1" w:val="04A0"/>
       </w:tblPr>
       <w:tblGrid>
-        <w:gridCol w:w="4680"/>
-        <w:gridCol w:w="4680"/>
+        <w:gridCol w:w="4896"/>
+        <w:gridCol w:w="4896"/>
       </w:tblGrid>
       <w:tr>
         <w:tc>
           <w:tcPr>
-            <w:tcW w:type="dxa" w:w="4680"/>
+            <w:tcW w:type="dxa" w:w="4896"/>
+            <w:shd w:fill="1B365D"/>
             <w:tcMar>
-              <w:top w:w="100" w:type="dxa"/>
-              <w:bottom w:w="100" w:type="dxa"/>
-              <w:left w:w="130" w:type="dxa"/>
-              <w:right w:w="130" w:type="dxa"/>
+              <w:top w:w="110" w:type="dxa"/>
+              <w:bottom w:w="110" w:type="dxa"/>
+              <w:left w:w="140" w:type="dxa"/>
+              <w:right w:w="140" w:type="dxa"/>
             </w:tcMar>
-            <w:shd w:fill="1E293B"/>
           </w:tcPr>
           <w:p>
+            <w:pPr>
+              <w:jc w:val="center"/>
+            </w:pPr>
+            <w:r/>
             <w:r>
               <w:rPr>
-                <w:rFonts w:ascii="Malgun Gothic" w:hAnsi="Malgun Gothic"/>
+                <w:rFonts w:ascii="맑은 고딕" w:hAnsi="맑은 고딕" w:eastAsia="맑은 고딕"/>
                 <w:b/>
                 <w:color w:val="FFFFFF"/>
-                <w:sz w:val="18"/>
+                <w:sz w:val="19"/>
               </w:rPr>
               <w:t>구분</w:t>
             </w:r>
@@ -81,24 +76,28 @@
         </w:tc>
         <w:tc>
           <w:tcPr>
-            <w:tcW w:type="dxa" w:w="4680"/>
+            <w:tcW w:type="dxa" w:w="4896"/>
+            <w:shd w:fill="1B365D"/>
             <w:tcMar>
-              <w:top w:w="100" w:type="dxa"/>
-              <w:bottom w:w="100" w:type="dxa"/>
-              <w:left w:w="130" w:type="dxa"/>
-              <w:right w:w="130" w:type="dxa"/>
+              <w:top w:w="110" w:type="dxa"/>
+              <w:bottom w:w="110" w:type="dxa"/>
+              <w:left w:w="140" w:type="dxa"/>
+              <w:right w:w="140" w:type="dxa"/>
             </w:tcMar>
-            <w:shd w:fill="1E293B"/>
           </w:tcPr>
           <w:p>
+            <w:pPr>
+              <w:jc w:val="center"/>
+            </w:pPr>
+            <w:r/>
             <w:r>
               <w:rPr>
-                <w:rFonts w:ascii="Malgun Gothic" w:hAnsi="Malgun Gothic"/>
+                <w:rFonts w:ascii="맑은 고딕" w:hAnsi="맑은 고딕" w:eastAsia="맑은 고딕"/>
                 <w:b/>
                 <w:color w:val="FFFFFF"/>
-                <w:sz w:val="18"/>
+                <w:sz w:val="19"/>
               </w:rPr>
-              <w:t>내용</w:t>
+              <w:t>상세 내용</w:t>
             </w:r>
           </w:p>
         </w:tc>
@@ -106,45 +105,49 @@
       <w:tr>
         <w:tc>
           <w:tcPr>
-            <w:tcW w:type="dxa" w:w="4680"/>
+            <w:tcW w:type="dxa" w:w="4896"/>
+            <w:shd w:fill="EFF6FF"/>
             <w:tcMar>
-              <w:top w:w="100" w:type="dxa"/>
-              <w:bottom w:w="100" w:type="dxa"/>
-              <w:left w:w="130" w:type="dxa"/>
-              <w:right w:w="130" w:type="dxa"/>
+              <w:top w:w="90" w:type="dxa"/>
+              <w:bottom w:w="90" w:type="dxa"/>
+              <w:left w:w="140" w:type="dxa"/>
+              <w:right w:w="140" w:type="dxa"/>
             </w:tcMar>
-            <w:shd w:fill="F8FAFC"/>
           </w:tcPr>
           <w:p>
+            <w:r/>
             <w:r>
               <w:rPr>
-                <w:rFonts w:ascii="Malgun Gothic" w:hAnsi="Malgun Gothic"/>
-                <w:color w:val="334155"/>
-                <w:sz w:val="18"/>
+                <w:rFonts w:ascii="맑은 고딕" w:hAnsi="맑은 고딕" w:eastAsia="맑은 고딕"/>
+                <w:b/>
+                <w:color w:val="1E293B"/>
+                <w:sz w:val="19"/>
               </w:rPr>
-              <w:t>사업명</w:t>
+              <w:t>사업명 (계약번호)</w:t>
             </w:r>
           </w:p>
         </w:tc>
         <w:tc>
           <w:tcPr>
-            <w:tcW w:type="dxa" w:w="4680"/>
+            <w:tcW w:type="dxa" w:w="4896"/>
+            <w:shd w:fill="FFFFFF"/>
             <w:tcMar>
-              <w:top w:w="100" w:type="dxa"/>
-              <w:bottom w:w="100" w:type="dxa"/>
-              <w:left w:w="130" w:type="dxa"/>
-              <w:right w:w="130" w:type="dxa"/>
+              <w:top w:w="90" w:type="dxa"/>
+              <w:bottom w:w="90" w:type="dxa"/>
+              <w:left w:w="140" w:type="dxa"/>
+              <w:right w:w="140" w:type="dxa"/>
             </w:tcMar>
-            <w:shd w:fill="F8FAFC"/>
           </w:tcPr>
           <w:p>
+            <w:r/>
             <w:r>
               <w:rPr>
-                <w:rFonts w:ascii="Malgun Gothic" w:hAnsi="Malgun Gothic"/>
-                <w:color w:val="334155"/>
-                <w:sz w:val="18"/>
+                <w:rFonts w:ascii="맑은 고딕" w:hAnsi="맑은 고딕" w:eastAsia="맑은 고딕"/>
+                <w:b w:val="0"/>
+                <w:color w:val="1E293B"/>
+                <w:sz w:val="19"/>
               </w:rPr>
-              <w:t>[공식 계약서상 사업명]</w:t>
+              <w:t>SyncGuard AI — 엔터프라이즈 AI 콘텐츠·규제 심의 자동화 시스템 구축 (HB-IT-2026-0042)</w:t>
             </w:r>
           </w:p>
         </w:tc>
@@ -152,21 +155,23 @@
       <w:tr>
         <w:tc>
           <w:tcPr>
-            <w:tcW w:type="dxa" w:w="4680"/>
+            <w:tcW w:type="dxa" w:w="4896"/>
+            <w:shd w:fill="EFF6FF"/>
             <w:tcMar>
-              <w:top w:w="100" w:type="dxa"/>
-              <w:bottom w:w="100" w:type="dxa"/>
-              <w:left w:w="130" w:type="dxa"/>
-              <w:right w:w="130" w:type="dxa"/>
+              <w:top w:w="90" w:type="dxa"/>
+              <w:bottom w:w="90" w:type="dxa"/>
+              <w:left w:w="140" w:type="dxa"/>
+              <w:right w:w="140" w:type="dxa"/>
             </w:tcMar>
-            <w:shd w:fill="FFFFFF"/>
           </w:tcPr>
           <w:p>
+            <w:r/>
             <w:r>
               <w:rPr>
-                <w:rFonts w:ascii="Malgun Gothic" w:hAnsi="Malgun Gothic"/>
-                <w:color w:val="334155"/>
-                <w:sz w:val="18"/>
+                <w:rFonts w:ascii="맑은 고딕" w:hAnsi="맑은 고딕" w:eastAsia="맑은 고딕"/>
+                <w:b/>
+                <w:color w:val="1E293B"/>
+                <w:sz w:val="19"/>
               </w:rPr>
               <w:t>총 계약금액</w:t>
             </w:r>
@@ -174,23 +179,25 @@
         </w:tc>
         <w:tc>
           <w:tcPr>
-            <w:tcW w:type="dxa" w:w="4680"/>
+            <w:tcW w:type="dxa" w:w="4896"/>
+            <w:shd w:fill="F8FAFC"/>
             <w:tcMar>
-              <w:top w:w="100" w:type="dxa"/>
-              <w:bottom w:w="100" w:type="dxa"/>
-              <w:left w:w="130" w:type="dxa"/>
-              <w:right w:w="130" w:type="dxa"/>
+              <w:top w:w="90" w:type="dxa"/>
+              <w:bottom w:w="90" w:type="dxa"/>
+              <w:left w:w="140" w:type="dxa"/>
+              <w:right w:w="140" w:type="dxa"/>
             </w:tcMar>
-            <w:shd w:fill="FFFFFF"/>
           </w:tcPr>
           <w:p>
+            <w:r/>
             <w:r>
               <w:rPr>
-                <w:rFonts w:ascii="Malgun Gothic" w:hAnsi="Malgun Gothic"/>
-                <w:color w:val="334155"/>
-                <w:sz w:val="18"/>
+                <w:rFonts w:ascii="맑은 고딕" w:hAnsi="맑은 고딕" w:eastAsia="맑은 고딕"/>
+                <w:b w:val="0"/>
+                <w:color w:val="1E293B"/>
+                <w:sz w:val="19"/>
               </w:rPr>
-              <w:t>일금 [           ] 원 (VAT 포함)</w:t>
+              <w:t>일금 사억오천만원정 (₩450,000,000, VAT 포함)</w:t>
             </w:r>
           </w:p>
         </w:tc>
@@ -198,21 +205,23 @@
       <w:tr>
         <w:tc>
           <w:tcPr>
-            <w:tcW w:type="dxa" w:w="4680"/>
+            <w:tcW w:type="dxa" w:w="4896"/>
+            <w:shd w:fill="EFF6FF"/>
             <w:tcMar>
-              <w:top w:w="100" w:type="dxa"/>
-              <w:bottom w:w="100" w:type="dxa"/>
-              <w:left w:w="130" w:type="dxa"/>
-              <w:right w:w="130" w:type="dxa"/>
+              <w:top w:w="90" w:type="dxa"/>
+              <w:bottom w:w="90" w:type="dxa"/>
+              <w:left w:w="140" w:type="dxa"/>
+              <w:right w:w="140" w:type="dxa"/>
             </w:tcMar>
-            <w:shd w:fill="F8FAFC"/>
           </w:tcPr>
           <w:p>
+            <w:r/>
             <w:r>
               <w:rPr>
-                <w:rFonts w:ascii="Malgun Gothic" w:hAnsi="Malgun Gothic"/>
-                <w:color w:val="334155"/>
-                <w:sz w:val="18"/>
+                <w:rFonts w:ascii="맑은 고딕" w:hAnsi="맑은 고딕" w:eastAsia="맑은 고딕"/>
+                <w:b/>
+                <w:color w:val="1E293B"/>
+                <w:sz w:val="19"/>
               </w:rPr>
               <w:t>금회 선금 신청액</w:t>
             </w:r>
@@ -220,23 +229,25 @@
         </w:tc>
         <w:tc>
           <w:tcPr>
-            <w:tcW w:type="dxa" w:w="4680"/>
+            <w:tcW w:type="dxa" w:w="4896"/>
+            <w:shd w:fill="FFFFFF"/>
             <w:tcMar>
-              <w:top w:w="100" w:type="dxa"/>
-              <w:bottom w:w="100" w:type="dxa"/>
-              <w:left w:w="130" w:type="dxa"/>
-              <w:right w:w="130" w:type="dxa"/>
+              <w:top w:w="90" w:type="dxa"/>
+              <w:bottom w:w="90" w:type="dxa"/>
+              <w:left w:w="140" w:type="dxa"/>
+              <w:right w:w="140" w:type="dxa"/>
             </w:tcMar>
-            <w:shd w:fill="F8FAFC"/>
           </w:tcPr>
           <w:p>
+            <w:r/>
             <w:r>
               <w:rPr>
-                <w:rFonts w:ascii="Malgun Gothic" w:hAnsi="Malgun Gothic"/>
-                <w:color w:val="334155"/>
-                <w:sz w:val="18"/>
+                <w:rFonts w:ascii="맑은 고딕" w:hAnsi="맑은 고딕" w:eastAsia="맑은 고딕"/>
+                <w:b w:val="0"/>
+                <w:color w:val="1E293B"/>
+                <w:sz w:val="19"/>
               </w:rPr>
-              <w:t>일금 [           ] 원 (계약금의 30%)</w:t>
+              <w:t>일금 일억삼천오백만원정 (₩135,000,000, 총 계약금액의 30.0%)</w:t>
             </w:r>
           </w:p>
         </w:tc>
@@ -244,45 +255,99 @@
       <w:tr>
         <w:tc>
           <w:tcPr>
-            <w:tcW w:type="dxa" w:w="4680"/>
+            <w:tcW w:type="dxa" w:w="4896"/>
+            <w:shd w:fill="EFF6FF"/>
             <w:tcMar>
-              <w:top w:w="100" w:type="dxa"/>
-              <w:bottom w:w="100" w:type="dxa"/>
-              <w:left w:w="130" w:type="dxa"/>
-              <w:right w:w="130" w:type="dxa"/>
+              <w:top w:w="90" w:type="dxa"/>
+              <w:bottom w:w="90" w:type="dxa"/>
+              <w:left w:w="140" w:type="dxa"/>
+              <w:right w:w="140" w:type="dxa"/>
             </w:tcMar>
-            <w:shd w:fill="FFFFFF"/>
           </w:tcPr>
           <w:p>
+            <w:r/>
             <w:r>
               <w:rPr>
-                <w:rFonts w:ascii="Malgun Gothic" w:hAnsi="Malgun Gothic"/>
-                <w:color w:val="334155"/>
-                <w:sz w:val="18"/>
+                <w:rFonts w:ascii="맑은 고딕" w:hAnsi="맑은 고딕" w:eastAsia="맑은 고딕"/>
+                <w:b/>
+                <w:color w:val="1E293B"/>
+                <w:sz w:val="19"/>
               </w:rPr>
-              <w:t>선금 입금 계좌</w:t>
+              <w:t>입금 계좌 정보</w:t>
             </w:r>
           </w:p>
         </w:tc>
         <w:tc>
           <w:tcPr>
-            <w:tcW w:type="dxa" w:w="4680"/>
+            <w:tcW w:type="dxa" w:w="4896"/>
+            <w:shd w:fill="F8FAFC"/>
             <w:tcMar>
-              <w:top w:w="100" w:type="dxa"/>
-              <w:bottom w:w="100" w:type="dxa"/>
-              <w:left w:w="130" w:type="dxa"/>
-              <w:right w:w="130" w:type="dxa"/>
+              <w:top w:w="90" w:type="dxa"/>
+              <w:bottom w:w="90" w:type="dxa"/>
+              <w:left w:w="140" w:type="dxa"/>
+              <w:right w:w="140" w:type="dxa"/>
             </w:tcMar>
-            <w:shd w:fill="FFFFFF"/>
           </w:tcPr>
           <w:p>
+            <w:r/>
             <w:r>
               <w:rPr>
-                <w:rFonts w:ascii="Malgun Gothic" w:hAnsi="Malgun Gothic"/>
-                <w:color w:val="334155"/>
-                <w:sz w:val="18"/>
+                <w:rFonts w:ascii="맑은 고딕" w:hAnsi="맑은 고딕" w:eastAsia="맑은 고딕"/>
+                <w:b w:val="0"/>
+                <w:color w:val="1E293B"/>
+                <w:sz w:val="19"/>
               </w:rPr>
-              <w:t>[           ] 은행 [                      ] 주식회사 엠파시</w:t>
+              <w:t>우리은행 1005-802-492011 / 예금주: 주식회사 엠파시</w:t>
+            </w:r>
+          </w:p>
+        </w:tc>
+      </w:tr>
+      <w:tr>
+        <w:tc>
+          <w:tcPr>
+            <w:tcW w:type="dxa" w:w="4896"/>
+            <w:shd w:fill="EFF6FF"/>
+            <w:tcMar>
+              <w:top w:w="90" w:type="dxa"/>
+              <w:bottom w:w="90" w:type="dxa"/>
+              <w:left w:w="140" w:type="dxa"/>
+              <w:right w:w="140" w:type="dxa"/>
+            </w:tcMar>
+          </w:tcPr>
+          <w:p>
+            <w:r/>
+            <w:r>
+              <w:rPr>
+                <w:rFonts w:ascii="맑은 고딕" w:hAnsi="맑은 고딕" w:eastAsia="맑은 고딕"/>
+                <w:b/>
+                <w:color w:val="1E293B"/>
+                <w:sz w:val="19"/>
+              </w:rPr>
+              <w:t>선금보증보험증권</w:t>
+            </w:r>
+          </w:p>
+        </w:tc>
+        <w:tc>
+          <w:tcPr>
+            <w:tcW w:type="dxa" w:w="4896"/>
+            <w:shd w:fill="FFFFFF"/>
+            <w:tcMar>
+              <w:top w:w="90" w:type="dxa"/>
+              <w:bottom w:w="90" w:type="dxa"/>
+              <w:left w:w="140" w:type="dxa"/>
+              <w:right w:w="140" w:type="dxa"/>
+            </w:tcMar>
+          </w:tcPr>
+          <w:p>
+            <w:r/>
+            <w:r>
+              <w:rPr>
+                <w:rFonts w:ascii="맑은 고딕" w:hAnsi="맑은 고딕" w:eastAsia="맑은 고딕"/>
+                <w:b w:val="0"/>
+                <w:color w:val="1E293B"/>
+                <w:sz w:val="19"/>
+              </w:rPr>
+              <w:t>서울보증보험(SGI) 제2026-0504-8821호 (보증금액: ₩135,000,000)</w:t>
             </w:r>
           </w:p>
         </w:tc>
@@ -290,51 +355,75 @@
     </w:tbl>
     <w:p/>
     <w:p>
-      <w:pPr>
-        <w:spacing w:before="160" w:after="80"/>
-      </w:pPr>
       <w:r>
         <w:rPr>
-          <w:rFonts w:ascii="Malgun Gothic" w:hAnsi="Malgun Gothic"/>
+          <w:rFonts w:ascii="맑은 고딕" w:hAnsi="맑은 고딕" w:eastAsia="맑은 고딕"/>
           <w:b/>
-          <w:color w:val="2563EB"/>
-          <w:sz w:val="26"/>
+          <w:color w:val="1B365D"/>
+          <w:sz w:val="25"/>
         </w:rPr>
-        <w:t>2. 선금 사용 계획서 (비목별)</w:t>
+        <w:t>1. 선금 신청 사유</w:t>
+      </w:r>
+    </w:p>
+    <w:p>
+      <w:r>
+        <w:rPr>
+          <w:rFonts w:ascii="맑은 고딕" w:hAnsi="맑은 고딕" w:eastAsia="맑은 고딕"/>
+          <w:b w:val="0"/>
+          <w:color w:val="1E293B"/>
+          <w:sz w:val="20"/>
+        </w:rPr>
+        <w:t>「SyncGuard AI 시스템 구축 사업」의 원활한 초기 착수를 위하여 핵심 AI·백엔드·프론트엔드 전문 인력(9명)의 초기 3개월 직접 인건비, 개발·검증 환경 클라우드 GPU/시뮬레이션 환경 구성비 및 승인 하수급 협력사(㈜데이터브릿지) 선금 배정 자금을 확보하고자 계약 일반조건 제2조에 의거 선금을 신청합니다.</w:t>
+      </w:r>
+    </w:p>
+    <w:p>
+      <w:r>
+        <w:rPr>
+          <w:rFonts w:ascii="맑은 고딕" w:hAnsi="맑은 고딕" w:eastAsia="맑은 고딕"/>
+          <w:b/>
+          <w:color w:val="1B365D"/>
+          <w:sz w:val="25"/>
+        </w:rPr>
+        <w:t>2. 비목별 선금 사용 계획서</w:t>
       </w:r>
     </w:p>
     <w:tbl>
       <w:tblPr>
+        <w:tblStyle w:val="TableGrid"/>
         <w:tblW w:type="auto" w:w="0"/>
         <w:jc w:val="center"/>
-        <w:tblLayout w:type="autofit"/>
         <w:tblLook w:firstColumn="1" w:firstRow="1" w:lastColumn="0" w:lastRow="0" w:noHBand="0" w:noVBand="1" w:val="04A0"/>
       </w:tblPr>
       <w:tblGrid>
-        <w:gridCol w:w="2340"/>
-        <w:gridCol w:w="2340"/>
-        <w:gridCol w:w="2340"/>
-        <w:gridCol w:w="2340"/>
+        <w:gridCol w:w="1958"/>
+        <w:gridCol w:w="1958"/>
+        <w:gridCol w:w="1958"/>
+        <w:gridCol w:w="1958"/>
+        <w:gridCol w:w="1958"/>
       </w:tblGrid>
       <w:tr>
         <w:tc>
           <w:tcPr>
-            <w:tcW w:type="dxa" w:w="2340"/>
+            <w:tcW w:type="dxa" w:w="1958"/>
+            <w:shd w:fill="1B365D"/>
             <w:tcMar>
-              <w:top w:w="100" w:type="dxa"/>
-              <w:bottom w:w="100" w:type="dxa"/>
-              <w:left w:w="130" w:type="dxa"/>
-              <w:right w:w="130" w:type="dxa"/>
+              <w:top w:w="110" w:type="dxa"/>
+              <w:bottom w:w="110" w:type="dxa"/>
+              <w:left w:w="140" w:type="dxa"/>
+              <w:right w:w="140" w:type="dxa"/>
             </w:tcMar>
-            <w:shd w:fill="1E293B"/>
           </w:tcPr>
           <w:p>
+            <w:pPr>
+              <w:jc w:val="center"/>
+            </w:pPr>
+            <w:r/>
             <w:r>
               <w:rPr>
-                <w:rFonts w:ascii="Malgun Gothic" w:hAnsi="Malgun Gothic"/>
+                <w:rFonts w:ascii="맑은 고딕" w:hAnsi="맑은 고딕" w:eastAsia="맑은 고딕"/>
                 <w:b/>
                 <w:color w:val="FFFFFF"/>
-                <w:sz w:val="18"/>
+                <w:sz w:val="19"/>
               </w:rPr>
               <w:t>비목 구분</w:t>
             </w:r>
@@ -342,45 +431,53 @@
         </w:tc>
         <w:tc>
           <w:tcPr>
-            <w:tcW w:type="dxa" w:w="2340"/>
+            <w:tcW w:type="dxa" w:w="1958"/>
+            <w:shd w:fill="1B365D"/>
             <w:tcMar>
-              <w:top w:w="100" w:type="dxa"/>
-              <w:bottom w:w="100" w:type="dxa"/>
-              <w:left w:w="130" w:type="dxa"/>
-              <w:right w:w="130" w:type="dxa"/>
+              <w:top w:w="110" w:type="dxa"/>
+              <w:bottom w:w="110" w:type="dxa"/>
+              <w:left w:w="140" w:type="dxa"/>
+              <w:right w:w="140" w:type="dxa"/>
             </w:tcMar>
-            <w:shd w:fill="1E293B"/>
           </w:tcPr>
           <w:p>
+            <w:pPr>
+              <w:jc w:val="center"/>
+            </w:pPr>
+            <w:r/>
             <w:r>
               <w:rPr>
-                <w:rFonts w:ascii="Malgun Gothic" w:hAnsi="Malgun Gothic"/>
+                <w:rFonts w:ascii="맑은 고딕" w:hAnsi="맑은 고딕" w:eastAsia="맑은 고딕"/>
                 <w:b/>
                 <w:color w:val="FFFFFF"/>
-                <w:sz w:val="18"/>
+                <w:sz w:val="19"/>
               </w:rPr>
-              <w:t>세부 내역</w:t>
+              <w:t>세부 집행 내역</w:t>
             </w:r>
           </w:p>
         </w:tc>
         <w:tc>
           <w:tcPr>
-            <w:tcW w:type="dxa" w:w="2340"/>
+            <w:tcW w:type="dxa" w:w="1958"/>
+            <w:shd w:fill="1B365D"/>
             <w:tcMar>
-              <w:top w:w="100" w:type="dxa"/>
-              <w:bottom w:w="100" w:type="dxa"/>
-              <w:left w:w="130" w:type="dxa"/>
-              <w:right w:w="130" w:type="dxa"/>
+              <w:top w:w="110" w:type="dxa"/>
+              <w:bottom w:w="110" w:type="dxa"/>
+              <w:left w:w="140" w:type="dxa"/>
+              <w:right w:w="140" w:type="dxa"/>
             </w:tcMar>
-            <w:shd w:fill="1E293B"/>
           </w:tcPr>
           <w:p>
+            <w:pPr>
+              <w:jc w:val="center"/>
+            </w:pPr>
+            <w:r/>
             <w:r>
               <w:rPr>
-                <w:rFonts w:ascii="Malgun Gothic" w:hAnsi="Malgun Gothic"/>
+                <w:rFonts w:ascii="맑은 고딕" w:hAnsi="맑은 고딕" w:eastAsia="맑은 고딕"/>
                 <w:b/>
                 <w:color w:val="FFFFFF"/>
-                <w:sz w:val="18"/>
+                <w:sz w:val="19"/>
               </w:rPr>
               <w:t>배정 금액 (원)</w:t>
             </w:r>
@@ -388,24 +485,55 @@
         </w:tc>
         <w:tc>
           <w:tcPr>
-            <w:tcW w:type="dxa" w:w="2340"/>
+            <w:tcW w:type="dxa" w:w="1958"/>
+            <w:shd w:fill="1B365D"/>
             <w:tcMar>
-              <w:top w:w="100" w:type="dxa"/>
-              <w:bottom w:w="100" w:type="dxa"/>
-              <w:left w:w="130" w:type="dxa"/>
-              <w:right w:w="130" w:type="dxa"/>
+              <w:top w:w="110" w:type="dxa"/>
+              <w:bottom w:w="110" w:type="dxa"/>
+              <w:left w:w="140" w:type="dxa"/>
+              <w:right w:w="140" w:type="dxa"/>
             </w:tcMar>
-            <w:shd w:fill="1E293B"/>
           </w:tcPr>
           <w:p>
+            <w:pPr>
+              <w:jc w:val="center"/>
+            </w:pPr>
+            <w:r/>
             <w:r>
               <w:rPr>
-                <w:rFonts w:ascii="Malgun Gothic" w:hAnsi="Malgun Gothic"/>
+                <w:rFonts w:ascii="맑은 고딕" w:hAnsi="맑은 고딕" w:eastAsia="맑은 고딕"/>
                 <w:b/>
                 <w:color w:val="FFFFFF"/>
-                <w:sz w:val="18"/>
+                <w:sz w:val="19"/>
               </w:rPr>
-              <w:t>집행 시기</w:t>
+              <w:t>구성비</w:t>
+            </w:r>
+          </w:p>
+        </w:tc>
+        <w:tc>
+          <w:tcPr>
+            <w:tcW w:type="dxa" w:w="1958"/>
+            <w:shd w:fill="1B365D"/>
+            <w:tcMar>
+              <w:top w:w="110" w:type="dxa"/>
+              <w:bottom w:w="110" w:type="dxa"/>
+              <w:left w:w="140" w:type="dxa"/>
+              <w:right w:w="140" w:type="dxa"/>
+            </w:tcMar>
+          </w:tcPr>
+          <w:p>
+            <w:pPr>
+              <w:jc w:val="center"/>
+            </w:pPr>
+            <w:r/>
+            <w:r>
+              <w:rPr>
+                <w:rFonts w:ascii="맑은 고딕" w:hAnsi="맑은 고딕" w:eastAsia="맑은 고딕"/>
+                <w:b/>
+                <w:color w:val="FFFFFF"/>
+                <w:sz w:val="19"/>
+              </w:rPr>
+              <w:t>집행 예정 시기</w:t>
             </w:r>
           </w:p>
         </w:tc>
@@ -413,21 +541,23 @@
       <w:tr>
         <w:tc>
           <w:tcPr>
-            <w:tcW w:type="dxa" w:w="2340"/>
+            <w:tcW w:type="dxa" w:w="1958"/>
+            <w:shd w:fill="FFFFFF"/>
             <w:tcMar>
-              <w:top w:w="100" w:type="dxa"/>
-              <w:bottom w:w="100" w:type="dxa"/>
-              <w:left w:w="130" w:type="dxa"/>
-              <w:right w:w="130" w:type="dxa"/>
+              <w:top w:w="90" w:type="dxa"/>
+              <w:bottom w:w="90" w:type="dxa"/>
+              <w:left w:w="140" w:type="dxa"/>
+              <w:right w:w="140" w:type="dxa"/>
             </w:tcMar>
-            <w:shd w:fill="F8FAFC"/>
           </w:tcPr>
           <w:p>
+            <w:r/>
             <w:r>
               <w:rPr>
-                <w:rFonts w:ascii="Malgun Gothic" w:hAnsi="Malgun Gothic"/>
-                <w:color w:val="334155"/>
-                <w:sz w:val="18"/>
+                <w:rFonts w:ascii="맑은 고딕" w:hAnsi="맑은 고딕" w:eastAsia="맑은 고딕"/>
+                <w:b w:val="0"/>
+                <w:color w:val="1E293B"/>
+                <w:sz w:val="19"/>
               </w:rPr>
               <w:t>직접 인건비</w:t>
             </w:r>
@@ -435,67 +565,97 @@
         </w:tc>
         <w:tc>
           <w:tcPr>
-            <w:tcW w:type="dxa" w:w="2340"/>
+            <w:tcW w:type="dxa" w:w="1958"/>
+            <w:shd w:fill="FFFFFF"/>
             <w:tcMar>
-              <w:top w:w="100" w:type="dxa"/>
-              <w:bottom w:w="100" w:type="dxa"/>
-              <w:left w:w="130" w:type="dxa"/>
-              <w:right w:w="130" w:type="dxa"/>
+              <w:top w:w="90" w:type="dxa"/>
+              <w:bottom w:w="90" w:type="dxa"/>
+              <w:left w:w="140" w:type="dxa"/>
+              <w:right w:w="140" w:type="dxa"/>
             </w:tcMar>
-            <w:shd w:fill="F8FAFC"/>
           </w:tcPr>
           <w:p>
+            <w:r/>
             <w:r>
               <w:rPr>
-                <w:rFonts w:ascii="Malgun Gothic" w:hAnsi="Malgun Gothic"/>
-                <w:color w:val="334155"/>
-                <w:sz w:val="18"/>
+                <w:rFonts w:ascii="맑은 고딕" w:hAnsi="맑은 고딕" w:eastAsia="맑은 고딕"/>
+                <w:b w:val="0"/>
+                <w:color w:val="1E293B"/>
+                <w:sz w:val="19"/>
               </w:rPr>
-              <w:t>초기 3개월 핵심 투입 개발 인력 인건비</w:t>
+              <w:t>PM, AI 아키텍트, 백엔드/프론트엔드 PL 등 본사 전담 인력 초기 인건비</w:t>
             </w:r>
           </w:p>
         </w:tc>
         <w:tc>
           <w:tcPr>
-            <w:tcW w:type="dxa" w:w="2340"/>
+            <w:tcW w:type="dxa" w:w="1958"/>
+            <w:shd w:fill="FFFFFF"/>
             <w:tcMar>
-              <w:top w:w="100" w:type="dxa"/>
-              <w:bottom w:w="100" w:type="dxa"/>
-              <w:left w:w="130" w:type="dxa"/>
-              <w:right w:w="130" w:type="dxa"/>
+              <w:top w:w="90" w:type="dxa"/>
+              <w:bottom w:w="90" w:type="dxa"/>
+              <w:left w:w="140" w:type="dxa"/>
+              <w:right w:w="140" w:type="dxa"/>
             </w:tcMar>
-            <w:shd w:fill="F8FAFC"/>
           </w:tcPr>
           <w:p>
+            <w:r/>
             <w:r>
               <w:rPr>
-                <w:rFonts w:ascii="Malgun Gothic" w:hAnsi="Malgun Gothic"/>
-                <w:color w:val="334155"/>
-                <w:sz w:val="18"/>
+                <w:rFonts w:ascii="맑은 고딕" w:hAnsi="맑은 고딕" w:eastAsia="맑은 고딕"/>
+                <w:b w:val="0"/>
+                <w:color w:val="1E293B"/>
+                <w:sz w:val="19"/>
               </w:rPr>
-              <w:t>00,000,000</w:t>
+              <w:t>₩95,000,000</w:t>
             </w:r>
           </w:p>
         </w:tc>
         <w:tc>
           <w:tcPr>
-            <w:tcW w:type="dxa" w:w="2340"/>
+            <w:tcW w:type="dxa" w:w="1958"/>
+            <w:shd w:fill="FFFFFF"/>
             <w:tcMar>
-              <w:top w:w="100" w:type="dxa"/>
-              <w:bottom w:w="100" w:type="dxa"/>
-              <w:left w:w="130" w:type="dxa"/>
-              <w:right w:w="130" w:type="dxa"/>
+              <w:top w:w="90" w:type="dxa"/>
+              <w:bottom w:w="90" w:type="dxa"/>
+              <w:left w:w="140" w:type="dxa"/>
+              <w:right w:w="140" w:type="dxa"/>
             </w:tcMar>
-            <w:shd w:fill="F8FAFC"/>
           </w:tcPr>
           <w:p>
+            <w:r/>
             <w:r>
               <w:rPr>
-                <w:rFonts w:ascii="Malgun Gothic" w:hAnsi="Malgun Gothic"/>
-                <w:color w:val="334155"/>
-                <w:sz w:val="18"/>
+                <w:rFonts w:ascii="맑은 고딕" w:hAnsi="맑은 고딕" w:eastAsia="맑은 고딕"/>
+                <w:b w:val="0"/>
+                <w:color w:val="1E293B"/>
+                <w:sz w:val="19"/>
               </w:rPr>
-              <w:t>착수 후 1~3개월</w:t>
+              <w:t>70.4%</w:t>
+            </w:r>
+          </w:p>
+        </w:tc>
+        <w:tc>
+          <w:tcPr>
+            <w:tcW w:type="dxa" w:w="1958"/>
+            <w:shd w:fill="FFFFFF"/>
+            <w:tcMar>
+              <w:top w:w="90" w:type="dxa"/>
+              <w:bottom w:w="90" w:type="dxa"/>
+              <w:left w:w="140" w:type="dxa"/>
+              <w:right w:w="140" w:type="dxa"/>
+            </w:tcMar>
+          </w:tcPr>
+          <w:p>
+            <w:r/>
+            <w:r>
+              <w:rPr>
+                <w:rFonts w:ascii="맑은 고딕" w:hAnsi="맑은 고딕" w:eastAsia="맑은 고딕"/>
+                <w:b w:val="0"/>
+                <w:color w:val="1E293B"/>
+                <w:sz w:val="19"/>
+              </w:rPr>
+              <w:t>2026.05 ~ 2026.07</w:t>
             </w:r>
           </w:p>
         </w:tc>
@@ -503,89 +663,121 @@
       <w:tr>
         <w:tc>
           <w:tcPr>
-            <w:tcW w:type="dxa" w:w="2340"/>
+            <w:tcW w:type="dxa" w:w="1958"/>
+            <w:shd w:fill="F8FAFC"/>
             <w:tcMar>
-              <w:top w:w="100" w:type="dxa"/>
-              <w:bottom w:w="100" w:type="dxa"/>
-              <w:left w:w="130" w:type="dxa"/>
-              <w:right w:w="130" w:type="dxa"/>
+              <w:top w:w="90" w:type="dxa"/>
+              <w:bottom w:w="90" w:type="dxa"/>
+              <w:left w:w="140" w:type="dxa"/>
+              <w:right w:w="140" w:type="dxa"/>
             </w:tcMar>
-            <w:shd w:fill="FFFFFF"/>
           </w:tcPr>
           <w:p>
+            <w:r/>
             <w:r>
               <w:rPr>
-                <w:rFonts w:ascii="Malgun Gothic" w:hAnsi="Malgun Gothic"/>
-                <w:color w:val="334155"/>
-                <w:sz w:val="18"/>
+                <w:rFonts w:ascii="맑은 고딕" w:hAnsi="맑은 고딕" w:eastAsia="맑은 고딕"/>
+                <w:b w:val="0"/>
+                <w:color w:val="1E293B"/>
+                <w:sz w:val="19"/>
               </w:rPr>
-              <w:t>인프라/클라우드</w:t>
+              <w:t>하도급 선금 지급</w:t>
             </w:r>
           </w:p>
         </w:tc>
         <w:tc>
           <w:tcPr>
-            <w:tcW w:type="dxa" w:w="2340"/>
+            <w:tcW w:type="dxa" w:w="1958"/>
+            <w:shd w:fill="F8FAFC"/>
             <w:tcMar>
-              <w:top w:w="100" w:type="dxa"/>
-              <w:bottom w:w="100" w:type="dxa"/>
-              <w:left w:w="130" w:type="dxa"/>
-              <w:right w:w="130" w:type="dxa"/>
+              <w:top w:w="90" w:type="dxa"/>
+              <w:bottom w:w="90" w:type="dxa"/>
+              <w:left w:w="140" w:type="dxa"/>
+              <w:right w:w="140" w:type="dxa"/>
             </w:tcMar>
-            <w:shd w:fill="FFFFFF"/>
           </w:tcPr>
           <w:p>
+            <w:r/>
             <w:r>
               <w:rPr>
-                <w:rFonts w:ascii="Malgun Gothic" w:hAnsi="Malgun Gothic"/>
-                <w:color w:val="334155"/>
-                <w:sz w:val="18"/>
+                <w:rFonts w:ascii="맑은 고딕" w:hAnsi="맑은 고딕" w:eastAsia="맑은 고딕"/>
+                <w:b w:val="0"/>
+                <w:color w:val="1E293B"/>
+                <w:sz w:val="19"/>
               </w:rPr>
-              <w:t>개발/테스트 GPU 서버 및 클라우드 호스팅 선납</w:t>
+              <w:t>승인 협력사 ㈜데이터브릿지(기간계 연계 어댑터) 선금 30% 연동 지급</w:t>
             </w:r>
           </w:p>
         </w:tc>
         <w:tc>
           <w:tcPr>
-            <w:tcW w:type="dxa" w:w="2340"/>
+            <w:tcW w:type="dxa" w:w="1958"/>
+            <w:shd w:fill="F8FAFC"/>
             <w:tcMar>
-              <w:top w:w="100" w:type="dxa"/>
-              <w:bottom w:w="100" w:type="dxa"/>
-              <w:left w:w="130" w:type="dxa"/>
-              <w:right w:w="130" w:type="dxa"/>
+              <w:top w:w="90" w:type="dxa"/>
+              <w:bottom w:w="90" w:type="dxa"/>
+              <w:left w:w="140" w:type="dxa"/>
+              <w:right w:w="140" w:type="dxa"/>
             </w:tcMar>
-            <w:shd w:fill="FFFFFF"/>
           </w:tcPr>
           <w:p>
+            <w:r/>
             <w:r>
               <w:rPr>
-                <w:rFonts w:ascii="Malgun Gothic" w:hAnsi="Malgun Gothic"/>
-                <w:color w:val="334155"/>
-                <w:sz w:val="18"/>
+                <w:rFonts w:ascii="맑은 고딕" w:hAnsi="맑은 고딕" w:eastAsia="맑은 고딕"/>
+                <w:b w:val="0"/>
+                <w:color w:val="1E293B"/>
+                <w:sz w:val="19"/>
               </w:rPr>
-              <w:t>0,000,000</w:t>
+              <w:t>₩18,000,000</w:t>
             </w:r>
           </w:p>
         </w:tc>
         <w:tc>
           <w:tcPr>
-            <w:tcW w:type="dxa" w:w="2340"/>
+            <w:tcW w:type="dxa" w:w="1958"/>
+            <w:shd w:fill="F8FAFC"/>
             <w:tcMar>
-              <w:top w:w="100" w:type="dxa"/>
-              <w:bottom w:w="100" w:type="dxa"/>
-              <w:left w:w="130" w:type="dxa"/>
-              <w:right w:w="130" w:type="dxa"/>
+              <w:top w:w="90" w:type="dxa"/>
+              <w:bottom w:w="90" w:type="dxa"/>
+              <w:left w:w="140" w:type="dxa"/>
+              <w:right w:w="140" w:type="dxa"/>
             </w:tcMar>
-            <w:shd w:fill="FFFFFF"/>
           </w:tcPr>
           <w:p>
+            <w:r/>
             <w:r>
               <w:rPr>
-                <w:rFonts w:ascii="Malgun Gothic" w:hAnsi="Malgun Gothic"/>
-                <w:color w:val="334155"/>
-                <w:sz w:val="18"/>
+                <w:rFonts w:ascii="맑은 고딕" w:hAnsi="맑은 고딕" w:eastAsia="맑은 고딕"/>
+                <w:b w:val="0"/>
+                <w:color w:val="1E293B"/>
+                <w:sz w:val="19"/>
               </w:rPr>
-              <w:t>착수 1개월차</w:t>
+              <w:t>13.3%</w:t>
+            </w:r>
+          </w:p>
+        </w:tc>
+        <w:tc>
+          <w:tcPr>
+            <w:tcW w:type="dxa" w:w="1958"/>
+            <w:shd w:fill="F8FAFC"/>
+            <w:tcMar>
+              <w:top w:w="90" w:type="dxa"/>
+              <w:bottom w:w="90" w:type="dxa"/>
+              <w:left w:w="140" w:type="dxa"/>
+              <w:right w:w="140" w:type="dxa"/>
+            </w:tcMar>
+          </w:tcPr>
+          <w:p>
+            <w:r/>
+            <w:r>
+              <w:rPr>
+                <w:rFonts w:ascii="맑은 고딕" w:hAnsi="맑은 고딕" w:eastAsia="맑은 고딕"/>
+                <w:b w:val="0"/>
+                <w:color w:val="1E293B"/>
+                <w:sz w:val="19"/>
+              </w:rPr>
+              <w:t>선금 수령 후 10일 이내</w:t>
             </w:r>
           </w:p>
         </w:tc>
@@ -593,89 +785,121 @@
       <w:tr>
         <w:tc>
           <w:tcPr>
-            <w:tcW w:type="dxa" w:w="2340"/>
+            <w:tcW w:type="dxa" w:w="1958"/>
+            <w:shd w:fill="FFFFFF"/>
             <w:tcMar>
-              <w:top w:w="100" w:type="dxa"/>
-              <w:bottom w:w="100" w:type="dxa"/>
-              <w:left w:w="130" w:type="dxa"/>
-              <w:right w:w="130" w:type="dxa"/>
+              <w:top w:w="90" w:type="dxa"/>
+              <w:bottom w:w="90" w:type="dxa"/>
+              <w:left w:w="140" w:type="dxa"/>
+              <w:right w:w="140" w:type="dxa"/>
             </w:tcMar>
-            <w:shd w:fill="F8FAFC"/>
           </w:tcPr>
           <w:p>
+            <w:r/>
             <w:r>
               <w:rPr>
-                <w:rFonts w:ascii="Malgun Gothic" w:hAnsi="Malgun Gothic"/>
-                <w:color w:val="334155"/>
-                <w:sz w:val="18"/>
+                <w:rFonts w:ascii="맑은 고딕" w:hAnsi="맑은 고딕" w:eastAsia="맑은 고딕"/>
+                <w:b w:val="0"/>
+                <w:color w:val="1E293B"/>
+                <w:sz w:val="19"/>
               </w:rPr>
-              <w:t>하도급 선금</w:t>
+              <w:t>클라우드·AI 실증비</w:t>
             </w:r>
           </w:p>
         </w:tc>
         <w:tc>
           <w:tcPr>
-            <w:tcW w:type="dxa" w:w="2340"/>
+            <w:tcW w:type="dxa" w:w="1958"/>
+            <w:shd w:fill="FFFFFF"/>
             <w:tcMar>
-              <w:top w:w="100" w:type="dxa"/>
-              <w:bottom w:w="100" w:type="dxa"/>
-              <w:left w:w="130" w:type="dxa"/>
-              <w:right w:w="130" w:type="dxa"/>
+              <w:top w:w="90" w:type="dxa"/>
+              <w:bottom w:w="90" w:type="dxa"/>
+              <w:left w:w="140" w:type="dxa"/>
+              <w:right w:w="140" w:type="dxa"/>
             </w:tcMar>
-            <w:shd w:fill="F8FAFC"/>
           </w:tcPr>
           <w:p>
+            <w:r/>
             <w:r>
               <w:rPr>
-                <w:rFonts w:ascii="Malgun Gothic" w:hAnsi="Malgun Gothic"/>
-                <w:color w:val="334155"/>
-                <w:sz w:val="18"/>
+                <w:rFonts w:ascii="맑은 고딕" w:hAnsi="맑은 고딕" w:eastAsia="맑은 고딕"/>
+                <w:b w:val="0"/>
+                <w:color w:val="1E293B"/>
+                <w:sz w:val="19"/>
               </w:rPr>
-              <w:t>승인된 하수급 협력사 선금 연동 지급</w:t>
+              <w:t>개발 샌드박스 환경 구성, 초기 골든셋 500건 멀티모달 OCR/LLM 벤치마크</w:t>
             </w:r>
           </w:p>
         </w:tc>
         <w:tc>
           <w:tcPr>
-            <w:tcW w:type="dxa" w:w="2340"/>
+            <w:tcW w:type="dxa" w:w="1958"/>
+            <w:shd w:fill="FFFFFF"/>
             <w:tcMar>
-              <w:top w:w="100" w:type="dxa"/>
-              <w:bottom w:w="100" w:type="dxa"/>
-              <w:left w:w="130" w:type="dxa"/>
-              <w:right w:w="130" w:type="dxa"/>
+              <w:top w:w="90" w:type="dxa"/>
+              <w:bottom w:w="90" w:type="dxa"/>
+              <w:left w:w="140" w:type="dxa"/>
+              <w:right w:w="140" w:type="dxa"/>
             </w:tcMar>
-            <w:shd w:fill="F8FAFC"/>
           </w:tcPr>
           <w:p>
+            <w:r/>
             <w:r>
               <w:rPr>
-                <w:rFonts w:ascii="Malgun Gothic" w:hAnsi="Malgun Gothic"/>
-                <w:color w:val="334155"/>
-                <w:sz w:val="18"/>
+                <w:rFonts w:ascii="맑은 고딕" w:hAnsi="맑은 고딕" w:eastAsia="맑은 고딕"/>
+                <w:b w:val="0"/>
+                <w:color w:val="1E293B"/>
+                <w:sz w:val="19"/>
               </w:rPr>
-              <w:t>0,000,000</w:t>
+              <w:t>₩15,000,000</w:t>
             </w:r>
           </w:p>
         </w:tc>
         <w:tc>
           <w:tcPr>
-            <w:tcW w:type="dxa" w:w="2340"/>
+            <w:tcW w:type="dxa" w:w="1958"/>
+            <w:shd w:fill="FFFFFF"/>
             <w:tcMar>
-              <w:top w:w="100" w:type="dxa"/>
-              <w:bottom w:w="100" w:type="dxa"/>
-              <w:left w:w="130" w:type="dxa"/>
-              <w:right w:w="130" w:type="dxa"/>
+              <w:top w:w="90" w:type="dxa"/>
+              <w:bottom w:w="90" w:type="dxa"/>
+              <w:left w:w="140" w:type="dxa"/>
+              <w:right w:w="140" w:type="dxa"/>
             </w:tcMar>
-            <w:shd w:fill="F8FAFC"/>
           </w:tcPr>
           <w:p>
+            <w:r/>
             <w:r>
               <w:rPr>
-                <w:rFonts w:ascii="Malgun Gothic" w:hAnsi="Malgun Gothic"/>
-                <w:color w:val="334155"/>
-                <w:sz w:val="18"/>
+                <w:rFonts w:ascii="맑은 고딕" w:hAnsi="맑은 고딕" w:eastAsia="맑은 고딕"/>
+                <w:b w:val="0"/>
+                <w:color w:val="1E293B"/>
+                <w:sz w:val="19"/>
               </w:rPr>
-              <w:t>선금 수령 15일 이내</w:t>
+              <w:t>11.1%</w:t>
+            </w:r>
+          </w:p>
+        </w:tc>
+        <w:tc>
+          <w:tcPr>
+            <w:tcW w:type="dxa" w:w="1958"/>
+            <w:shd w:fill="FFFFFF"/>
+            <w:tcMar>
+              <w:top w:w="90" w:type="dxa"/>
+              <w:bottom w:w="90" w:type="dxa"/>
+              <w:left w:w="140" w:type="dxa"/>
+              <w:right w:w="140" w:type="dxa"/>
+            </w:tcMar>
+          </w:tcPr>
+          <w:p>
+            <w:r/>
+            <w:r>
+              <w:rPr>
+                <w:rFonts w:ascii="맑은 고딕" w:hAnsi="맑은 고딕" w:eastAsia="맑은 고딕"/>
+                <w:b w:val="0"/>
+                <w:color w:val="1E293B"/>
+                <w:sz w:val="19"/>
+              </w:rPr>
+              <w:t>2026.05 ~ 2026.06</w:t>
             </w:r>
           </w:p>
         </w:tc>
@@ -683,21 +907,145 @@
       <w:tr>
         <w:tc>
           <w:tcPr>
-            <w:tcW w:type="dxa" w:w="2340"/>
+            <w:tcW w:type="dxa" w:w="1958"/>
+            <w:shd w:fill="F8FAFC"/>
             <w:tcMar>
-              <w:top w:w="100" w:type="dxa"/>
-              <w:bottom w:w="100" w:type="dxa"/>
-              <w:left w:w="130" w:type="dxa"/>
-              <w:right w:w="130" w:type="dxa"/>
+              <w:top w:w="90" w:type="dxa"/>
+              <w:bottom w:w="90" w:type="dxa"/>
+              <w:left w:w="140" w:type="dxa"/>
+              <w:right w:w="140" w:type="dxa"/>
             </w:tcMar>
-            <w:shd w:fill="FFFFFF"/>
           </w:tcPr>
           <w:p>
+            <w:r/>
             <w:r>
               <w:rPr>
-                <w:rFonts w:ascii="Malgun Gothic" w:hAnsi="Malgun Gothic"/>
-                <w:color w:val="334155"/>
-                <w:sz w:val="18"/>
+                <w:rFonts w:ascii="맑은 고딕" w:hAnsi="맑은 고딕" w:eastAsia="맑은 고딕"/>
+                <w:b w:val="0"/>
+                <w:color w:val="1E293B"/>
+                <w:sz w:val="19"/>
+              </w:rPr>
+              <w:t>보증·행정 부대비</w:t>
+            </w:r>
+          </w:p>
+        </w:tc>
+        <w:tc>
+          <w:tcPr>
+            <w:tcW w:type="dxa" w:w="1958"/>
+            <w:shd w:fill="F8FAFC"/>
+            <w:tcMar>
+              <w:top w:w="90" w:type="dxa"/>
+              <w:bottom w:w="90" w:type="dxa"/>
+              <w:left w:w="140" w:type="dxa"/>
+              <w:right w:w="140" w:type="dxa"/>
+            </w:tcMar>
+          </w:tcPr>
+          <w:p>
+            <w:r/>
+            <w:r>
+              <w:rPr>
+                <w:rFonts w:ascii="맑은 고딕" w:hAnsi="맑은 고딕" w:eastAsia="맑은 고딕"/>
+                <w:b w:val="0"/>
+                <w:color w:val="1E293B"/>
+                <w:sz w:val="19"/>
+              </w:rPr>
+              <w:t>계약이행보증, 선금보증보험 수수료 및 착수 워크샵·보안장비 세팅</w:t>
+            </w:r>
+          </w:p>
+        </w:tc>
+        <w:tc>
+          <w:tcPr>
+            <w:tcW w:type="dxa" w:w="1958"/>
+            <w:shd w:fill="F8FAFC"/>
+            <w:tcMar>
+              <w:top w:w="90" w:type="dxa"/>
+              <w:bottom w:w="90" w:type="dxa"/>
+              <w:left w:w="140" w:type="dxa"/>
+              <w:right w:w="140" w:type="dxa"/>
+            </w:tcMar>
+          </w:tcPr>
+          <w:p>
+            <w:r/>
+            <w:r>
+              <w:rPr>
+                <w:rFonts w:ascii="맑은 고딕" w:hAnsi="맑은 고딕" w:eastAsia="맑은 고딕"/>
+                <w:b w:val="0"/>
+                <w:color w:val="1E293B"/>
+                <w:sz w:val="19"/>
+              </w:rPr>
+              <w:t>₩7,000,000</w:t>
+            </w:r>
+          </w:p>
+        </w:tc>
+        <w:tc>
+          <w:tcPr>
+            <w:tcW w:type="dxa" w:w="1958"/>
+            <w:shd w:fill="F8FAFC"/>
+            <w:tcMar>
+              <w:top w:w="90" w:type="dxa"/>
+              <w:bottom w:w="90" w:type="dxa"/>
+              <w:left w:w="140" w:type="dxa"/>
+              <w:right w:w="140" w:type="dxa"/>
+            </w:tcMar>
+          </w:tcPr>
+          <w:p>
+            <w:r/>
+            <w:r>
+              <w:rPr>
+                <w:rFonts w:ascii="맑은 고딕" w:hAnsi="맑은 고딕" w:eastAsia="맑은 고딕"/>
+                <w:b w:val="0"/>
+                <w:color w:val="1E293B"/>
+                <w:sz w:val="19"/>
+              </w:rPr>
+              <w:t>5.2%</w:t>
+            </w:r>
+          </w:p>
+        </w:tc>
+        <w:tc>
+          <w:tcPr>
+            <w:tcW w:type="dxa" w:w="1958"/>
+            <w:shd w:fill="F8FAFC"/>
+            <w:tcMar>
+              <w:top w:w="90" w:type="dxa"/>
+              <w:bottom w:w="90" w:type="dxa"/>
+              <w:left w:w="140" w:type="dxa"/>
+              <w:right w:w="140" w:type="dxa"/>
+            </w:tcMar>
+          </w:tcPr>
+          <w:p>
+            <w:r/>
+            <w:r>
+              <w:rPr>
+                <w:rFonts w:ascii="맑은 고딕" w:hAnsi="맑은 고딕" w:eastAsia="맑은 고딕"/>
+                <w:b w:val="0"/>
+                <w:color w:val="1E293B"/>
+                <w:sz w:val="19"/>
+              </w:rPr>
+              <w:t>2026.05</w:t>
+            </w:r>
+          </w:p>
+        </w:tc>
+      </w:tr>
+      <w:tr>
+        <w:tc>
+          <w:tcPr>
+            <w:tcW w:type="dxa" w:w="1958"/>
+            <w:shd w:fill="FFFFFF"/>
+            <w:tcMar>
+              <w:top w:w="90" w:type="dxa"/>
+              <w:bottom w:w="90" w:type="dxa"/>
+              <w:left w:w="140" w:type="dxa"/>
+              <w:right w:w="140" w:type="dxa"/>
+            </w:tcMar>
+          </w:tcPr>
+          <w:p>
+            <w:r/>
+            <w:r>
+              <w:rPr>
+                <w:rFonts w:ascii="맑은 고딕" w:hAnsi="맑은 고딕" w:eastAsia="맑은 고딕"/>
+                <w:b/>
+                <w:color w:val="1E293B"/>
+                <w:sz w:val="19"/>
               </w:rPr>
               <w:t>합계</w:t>
             </w:r>
@@ -705,65 +1053,95 @@
         </w:tc>
         <w:tc>
           <w:tcPr>
-            <w:tcW w:type="dxa" w:w="2340"/>
+            <w:tcW w:type="dxa" w:w="1958"/>
+            <w:shd w:fill="FFFFFF"/>
             <w:tcMar>
-              <w:top w:w="100" w:type="dxa"/>
-              <w:bottom w:w="100" w:type="dxa"/>
-              <w:left w:w="130" w:type="dxa"/>
-              <w:right w:w="130" w:type="dxa"/>
+              <w:top w:w="90" w:type="dxa"/>
+              <w:bottom w:w="90" w:type="dxa"/>
+              <w:left w:w="140" w:type="dxa"/>
+              <w:right w:w="140" w:type="dxa"/>
             </w:tcMar>
-            <w:shd w:fill="FFFFFF"/>
           </w:tcPr>
           <w:p>
+            <w:r/>
             <w:r>
               <w:rPr>
-                <w:rFonts w:ascii="Malgun Gothic" w:hAnsi="Malgun Gothic"/>
-                <w:color w:val="334155"/>
-                <w:sz w:val="18"/>
+                <w:rFonts w:ascii="맑은 고딕" w:hAnsi="맑은 고딕" w:eastAsia="맑은 고딕"/>
+                <w:b/>
+                <w:color w:val="1E293B"/>
+                <w:sz w:val="19"/>
               </w:rPr>
-              <w:t>선금 신청 총액과 일치</w:t>
+              <w:t>선금 신청 총액 전액 당해 사업 목적 내 집행 확약</w:t>
             </w:r>
           </w:p>
         </w:tc>
         <w:tc>
           <w:tcPr>
-            <w:tcW w:type="dxa" w:w="2340"/>
+            <w:tcW w:type="dxa" w:w="1958"/>
+            <w:shd w:fill="FFFFFF"/>
             <w:tcMar>
-              <w:top w:w="100" w:type="dxa"/>
-              <w:bottom w:w="100" w:type="dxa"/>
-              <w:left w:w="130" w:type="dxa"/>
-              <w:right w:w="130" w:type="dxa"/>
+              <w:top w:w="90" w:type="dxa"/>
+              <w:bottom w:w="90" w:type="dxa"/>
+              <w:left w:w="140" w:type="dxa"/>
+              <w:right w:w="140" w:type="dxa"/>
             </w:tcMar>
-            <w:shd w:fill="FFFFFF"/>
           </w:tcPr>
           <w:p>
+            <w:r/>
             <w:r>
               <w:rPr>
-                <w:rFonts w:ascii="Malgun Gothic" w:hAnsi="Malgun Gothic"/>
-                <w:color w:val="334155"/>
-                <w:sz w:val="18"/>
+                <w:rFonts w:ascii="맑은 고딕" w:hAnsi="맑은 고딕" w:eastAsia="맑은 고딕"/>
+                <w:b/>
+                <w:color w:val="1E293B"/>
+                <w:sz w:val="19"/>
               </w:rPr>
-              <w:t>00,000,000</w:t>
+              <w:t>₩135,000,000</w:t>
             </w:r>
           </w:p>
         </w:tc>
         <w:tc>
           <w:tcPr>
-            <w:tcW w:type="dxa" w:w="2340"/>
+            <w:tcW w:type="dxa" w:w="1958"/>
+            <w:shd w:fill="FFFFFF"/>
             <w:tcMar>
-              <w:top w:w="100" w:type="dxa"/>
-              <w:bottom w:w="100" w:type="dxa"/>
-              <w:left w:w="130" w:type="dxa"/>
-              <w:right w:w="130" w:type="dxa"/>
+              <w:top w:w="90" w:type="dxa"/>
+              <w:bottom w:w="90" w:type="dxa"/>
+              <w:left w:w="140" w:type="dxa"/>
+              <w:right w:w="140" w:type="dxa"/>
             </w:tcMar>
-            <w:shd w:fill="FFFFFF"/>
           </w:tcPr>
           <w:p>
+            <w:r/>
             <w:r>
               <w:rPr>
-                <w:rFonts w:ascii="Malgun Gothic" w:hAnsi="Malgun Gothic"/>
-                <w:color w:val="334155"/>
-                <w:sz w:val="18"/>
+                <w:rFonts w:ascii="맑은 고딕" w:hAnsi="맑은 고딕" w:eastAsia="맑은 고딕"/>
+                <w:b/>
+                <w:color w:val="1E293B"/>
+                <w:sz w:val="19"/>
+              </w:rPr>
+              <w:t>100.0%</w:t>
+            </w:r>
+          </w:p>
+        </w:tc>
+        <w:tc>
+          <w:tcPr>
+            <w:tcW w:type="dxa" w:w="1958"/>
+            <w:shd w:fill="FFFFFF"/>
+            <w:tcMar>
+              <w:top w:w="90" w:type="dxa"/>
+              <w:bottom w:w="90" w:type="dxa"/>
+              <w:left w:w="140" w:type="dxa"/>
+              <w:right w:w="140" w:type="dxa"/>
+            </w:tcMar>
+          </w:tcPr>
+          <w:p>
+            <w:r/>
+            <w:r>
+              <w:rPr>
+                <w:rFonts w:ascii="맑은 고딕" w:hAnsi="맑은 고딕" w:eastAsia="맑은 고딕"/>
+                <w:b/>
+                <w:color w:val="1E293B"/>
+                <w:sz w:val="19"/>
               </w:rPr>
               <w:t>-</w:t>
             </w:r>
@@ -773,92 +1151,155 @@
     </w:tbl>
     <w:p/>
     <w:p>
+      <w:r>
+        <w:rPr>
+          <w:rFonts w:ascii="맑은 고딕" w:hAnsi="맑은 고딕" w:eastAsia="맑은 고딕"/>
+          <w:b/>
+          <w:color w:val="1B365D"/>
+          <w:sz w:val="25"/>
+        </w:rPr>
+        <w:t>3. 선금 사용 준수 확약</w:t>
+      </w:r>
+    </w:p>
+    <w:p>
+      <w:r>
+        <w:rPr>
+          <w:rFonts w:ascii="맑은 고딕" w:hAnsi="맑은 고딕" w:eastAsia="맑은 고딕"/>
+          <w:b w:val="0"/>
+          <w:color w:val="1E293B"/>
+          <w:sz w:val="20"/>
+        </w:rPr>
+        <w:t>당사는 수령한 선금을 본 사업의 수행 목적 이외에 타 용도로 전용하지 않을 것을 확약하며, 하수급인에 대한 선금 지급 증빙(이체확인증)을 지급 완료 후 7일 이내에 귀 사에 제출하겠습니다.</w:t>
+      </w:r>
+    </w:p>
+    <w:p>
       <w:pPr>
-        <w:jc w:val="center"/>
+        <w:jc w:val="right"/>
       </w:pPr>
       <w:r>
         <w:rPr>
-          <w:rFonts w:ascii="Malgun Gothic" w:hAnsi="Malgun Gothic"/>
+          <w:rFonts w:ascii="맑은 고딕" w:hAnsi="맑은 고딕" w:eastAsia="맑은 고딕"/>
           <w:b/>
+          <w:color w:val="0F172A"/>
           <w:sz w:val="21"/>
         </w:rPr>
-        <w:t>합의 및 확인일자: 202  년     월     일</w:t>
+        <w:t>확정 및 서명일자: 2026년 05월 06일</w:t>
       </w:r>
     </w:p>
-    <w:p/>
     <w:tbl>
       <w:tblPr>
+        <w:tblStyle w:val="TableGrid"/>
         <w:tblW w:type="auto" w:w="0"/>
         <w:jc w:val="center"/>
         <w:tblLook w:firstColumn="1" w:firstRow="1" w:lastColumn="0" w:lastRow="0" w:noHBand="0" w:noVBand="1" w:val="04A0"/>
       </w:tblPr>
       <w:tblGrid>
-        <w:gridCol w:w="3120"/>
-        <w:gridCol w:w="3120"/>
-        <w:gridCol w:w="3120"/>
+        <w:gridCol w:w="2448"/>
+        <w:gridCol w:w="2448"/>
+        <w:gridCol w:w="2448"/>
+        <w:gridCol w:w="2448"/>
       </w:tblGrid>
       <w:tr>
         <w:tc>
           <w:tcPr>
-            <w:tcW w:type="dxa" w:w="3120"/>
-            <w:shd w:fill="334155"/>
+            <w:tcW w:type="dxa" w:w="2448"/>
+            <w:shd w:fill="1B365D"/>
             <w:tcMar>
-              <w:top w:w="90" w:type="dxa"/>
-              <w:bottom w:w="90" w:type="dxa"/>
-              <w:left w:w="110" w:type="dxa"/>
-              <w:right w:w="110" w:type="dxa"/>
+              <w:top w:w="110" w:type="dxa"/>
+              <w:bottom w:w="110" w:type="dxa"/>
+              <w:left w:w="140" w:type="dxa"/>
+              <w:right w:w="140" w:type="dxa"/>
             </w:tcMar>
           </w:tcPr>
           <w:p>
+            <w:pPr>
+              <w:jc w:val="center"/>
+            </w:pPr>
+            <w:r/>
             <w:r>
               <w:rPr>
-                <w:rFonts w:ascii="Malgun Gothic" w:hAnsi="Malgun Gothic"/>
+                <w:rFonts w:ascii="맑은 고딕" w:hAnsi="맑은 고딕" w:eastAsia="맑은 고딕"/>
                 <w:b/>
                 <w:color w:val="FFFFFF"/>
                 <w:sz w:val="19"/>
               </w:rPr>
-              <w:t>구 분</w:t>
+              <w:t>구분</w:t>
             </w:r>
           </w:p>
         </w:tc>
         <w:tc>
           <w:tcPr>
-            <w:tcW w:type="dxa" w:w="3120"/>
-            <w:shd w:fill="334155"/>
+            <w:tcW w:type="dxa" w:w="2448"/>
+            <w:shd w:fill="1B365D"/>
             <w:tcMar>
-              <w:top w:w="90" w:type="dxa"/>
-              <w:bottom w:w="90" w:type="dxa"/>
-              <w:left w:w="110" w:type="dxa"/>
-              <w:right w:w="110" w:type="dxa"/>
+              <w:top w:w="110" w:type="dxa"/>
+              <w:bottom w:w="110" w:type="dxa"/>
+              <w:left w:w="140" w:type="dxa"/>
+              <w:right w:w="140" w:type="dxa"/>
             </w:tcMar>
           </w:tcPr>
           <w:p>
+            <w:pPr>
+              <w:jc w:val="center"/>
+            </w:pPr>
+            <w:r/>
             <w:r>
               <w:rPr>
-                <w:rFonts w:ascii="Malgun Gothic" w:hAnsi="Malgun Gothic"/>
+                <w:rFonts w:ascii="맑은 고딕" w:hAnsi="맑은 고딕" w:eastAsia="맑은 고딕"/>
                 <w:b/>
                 <w:color w:val="FFFFFF"/>
                 <w:sz w:val="19"/>
               </w:rPr>
-              <w:t>소속 / 직급 / 성명</w:t>
+              <w:t>소속 기관 및 부서</w:t>
             </w:r>
           </w:p>
         </w:tc>
         <w:tc>
           <w:tcPr>
-            <w:tcW w:type="dxa" w:w="3120"/>
-            <w:shd w:fill="334155"/>
+            <w:tcW w:type="dxa" w:w="2448"/>
+            <w:shd w:fill="1B365D"/>
             <w:tcMar>
-              <w:top w:w="90" w:type="dxa"/>
-              <w:bottom w:w="90" w:type="dxa"/>
-              <w:left w:w="110" w:type="dxa"/>
-              <w:right w:w="110" w:type="dxa"/>
+              <w:top w:w="110" w:type="dxa"/>
+              <w:bottom w:w="110" w:type="dxa"/>
+              <w:left w:w="140" w:type="dxa"/>
+              <w:right w:w="140" w:type="dxa"/>
             </w:tcMar>
           </w:tcPr>
           <w:p>
+            <w:pPr>
+              <w:jc w:val="center"/>
+            </w:pPr>
+            <w:r/>
             <w:r>
               <w:rPr>
-                <w:rFonts w:ascii="Malgun Gothic" w:hAnsi="Malgun Gothic"/>
+                <w:rFonts w:ascii="맑은 고딕" w:hAnsi="맑은 고딕" w:eastAsia="맑은 고딕"/>
+                <w:b/>
+                <w:color w:val="FFFFFF"/>
+                <w:sz w:val="19"/>
+              </w:rPr>
+              <w:t>직급 / 성명</w:t>
+            </w:r>
+          </w:p>
+        </w:tc>
+        <w:tc>
+          <w:tcPr>
+            <w:tcW w:type="dxa" w:w="2448"/>
+            <w:shd w:fill="1B365D"/>
+            <w:tcMar>
+              <w:top w:w="110" w:type="dxa"/>
+              <w:bottom w:w="110" w:type="dxa"/>
+              <w:left w:w="140" w:type="dxa"/>
+              <w:right w:w="140" w:type="dxa"/>
+            </w:tcMar>
+          </w:tcPr>
+          <w:p>
+            <w:pPr>
+              <w:jc w:val="center"/>
+            </w:pPr>
+            <w:r/>
+            <w:r>
+              <w:rPr>
+                <w:rFonts w:ascii="맑은 고딕" w:hAnsi="맑은 고딕" w:eastAsia="맑은 고딕"/>
                 <w:b/>
                 <w:color w:val="FFFFFF"/>
                 <w:sz w:val="19"/>
@@ -871,19 +1312,23 @@
       <w:tr>
         <w:tc>
           <w:tcPr>
-            <w:tcW w:type="dxa" w:w="3120"/>
+            <w:tcW w:type="dxa" w:w="2448"/>
+            <w:shd w:fill="FFFFFF"/>
             <w:tcMar>
-              <w:top w:w="100" w:type="dxa"/>
-              <w:bottom w:w="100" w:type="dxa"/>
-              <w:left w:w="110" w:type="dxa"/>
-              <w:right w:w="110" w:type="dxa"/>
+              <w:top w:w="90" w:type="dxa"/>
+              <w:bottom w:w="90" w:type="dxa"/>
+              <w:left w:w="140" w:type="dxa"/>
+              <w:right w:w="140" w:type="dxa"/>
             </w:tcMar>
           </w:tcPr>
           <w:p>
+            <w:r/>
             <w:r>
               <w:rPr>
-                <w:rFonts w:ascii="Malgun Gothic" w:hAnsi="Malgun Gothic"/>
-                <w:sz w:val="18"/>
+                <w:rFonts w:ascii="맑은 고딕" w:hAnsi="맑은 고딕" w:eastAsia="맑은 고딕"/>
+                <w:b w:val="0"/>
+                <w:color w:val="1E293B"/>
+                <w:sz w:val="19"/>
               </w:rPr>
               <w:t>신청인 (수행사)</w:t>
             </w:r>
@@ -891,41 +1336,73 @@
         </w:tc>
         <w:tc>
           <w:tcPr>
-            <w:tcW w:type="dxa" w:w="3120"/>
+            <w:tcW w:type="dxa" w:w="2448"/>
+            <w:shd w:fill="FFFFFF"/>
             <w:tcMar>
-              <w:top w:w="100" w:type="dxa"/>
-              <w:bottom w:w="100" w:type="dxa"/>
-              <w:left w:w="110" w:type="dxa"/>
-              <w:right w:w="110" w:type="dxa"/>
+              <w:top w:w="90" w:type="dxa"/>
+              <w:bottom w:w="90" w:type="dxa"/>
+              <w:left w:w="140" w:type="dxa"/>
+              <w:right w:w="140" w:type="dxa"/>
             </w:tcMar>
           </w:tcPr>
           <w:p>
+            <w:r/>
             <w:r>
               <w:rPr>
-                <w:rFonts w:ascii="Malgun Gothic" w:hAnsi="Malgun Gothic"/>
-                <w:sz w:val="18"/>
+                <w:rFonts w:ascii="맑은 고딕" w:hAnsi="맑은 고딕" w:eastAsia="맑은 고딕"/>
+                <w:b w:val="0"/>
+                <w:color w:val="1E293B"/>
+                <w:sz w:val="19"/>
               </w:rPr>
-              <w:t>주식회사 엠파시 대표이사 [           ]</w:t>
+              <w:t>주식회사 엠파시 경영지원본부 / 사업총괄</w:t>
             </w:r>
           </w:p>
         </w:tc>
         <w:tc>
           <w:tcPr>
-            <w:tcW w:type="dxa" w:w="3120"/>
+            <w:tcW w:type="dxa" w:w="2448"/>
+            <w:shd w:fill="FFFFFF"/>
             <w:tcMar>
-              <w:top w:w="100" w:type="dxa"/>
-              <w:bottom w:w="100" w:type="dxa"/>
-              <w:left w:w="110" w:type="dxa"/>
-              <w:right w:w="110" w:type="dxa"/>
+              <w:top w:w="90" w:type="dxa"/>
+              <w:bottom w:w="90" w:type="dxa"/>
+              <w:left w:w="140" w:type="dxa"/>
+              <w:right w:w="140" w:type="dxa"/>
             </w:tcMar>
           </w:tcPr>
           <w:p>
+            <w:r/>
             <w:r>
               <w:rPr>
-                <w:rFonts w:ascii="Malgun Gothic" w:hAnsi="Malgun Gothic"/>
-                <w:sz w:val="18"/>
+                <w:rFonts w:ascii="맑은 고딕" w:hAnsi="맑은 고딕" w:eastAsia="맑은 고딕"/>
+                <w:b w:val="0"/>
+                <w:color w:val="1E293B"/>
+                <w:sz w:val="19"/>
               </w:rPr>
-              <w:t>(서명 또는 인)</w:t>
+              <w:t>대표이사 김 창 석</w:t>
+            </w:r>
+          </w:p>
+        </w:tc>
+        <w:tc>
+          <w:tcPr>
+            <w:tcW w:type="dxa" w:w="2448"/>
+            <w:shd w:fill="FFFFFF"/>
+            <w:tcMar>
+              <w:top w:w="90" w:type="dxa"/>
+              <w:bottom w:w="90" w:type="dxa"/>
+              <w:left w:w="140" w:type="dxa"/>
+              <w:right w:w="140" w:type="dxa"/>
+            </w:tcMar>
+          </w:tcPr>
+          <w:p>
+            <w:r/>
+            <w:r>
+              <w:rPr>
+                <w:rFonts w:ascii="맑은 고딕" w:hAnsi="맑은 고딕" w:eastAsia="맑은 고딕"/>
+                <w:b w:val="0"/>
+                <w:color w:val="1E293B"/>
+                <w:sz w:val="19"/>
+              </w:rPr>
+              <w:t>(직인 날인)</w:t>
             </w:r>
           </w:p>
         </w:tc>
@@ -933,61 +1410,97 @@
       <w:tr>
         <w:tc>
           <w:tcPr>
-            <w:tcW w:type="dxa" w:w="3120"/>
+            <w:tcW w:type="dxa" w:w="2448"/>
+            <w:shd w:fill="F8FAFC"/>
             <w:tcMar>
-              <w:top w:w="100" w:type="dxa"/>
-              <w:bottom w:w="100" w:type="dxa"/>
-              <w:left w:w="110" w:type="dxa"/>
-              <w:right w:w="110" w:type="dxa"/>
+              <w:top w:w="90" w:type="dxa"/>
+              <w:bottom w:w="90" w:type="dxa"/>
+              <w:left w:w="140" w:type="dxa"/>
+              <w:right w:w="140" w:type="dxa"/>
             </w:tcMar>
           </w:tcPr>
           <w:p>
+            <w:r/>
             <w:r>
               <w:rPr>
-                <w:rFonts w:ascii="Malgun Gothic" w:hAnsi="Malgun Gothic"/>
-                <w:sz w:val="18"/>
+                <w:rFonts w:ascii="맑은 고딕" w:hAnsi="맑은 고딕" w:eastAsia="맑은 고딕"/>
+                <w:b w:val="0"/>
+                <w:color w:val="1E293B"/>
+                <w:sz w:val="19"/>
               </w:rPr>
-              <w:t>수신인 (발주처)</w:t>
+              <w:t>확인 및 승인 (발주처)</w:t>
             </w:r>
           </w:p>
         </w:tc>
         <w:tc>
           <w:tcPr>
-            <w:tcW w:type="dxa" w:w="3120"/>
+            <w:tcW w:type="dxa" w:w="2448"/>
+            <w:shd w:fill="F8FAFC"/>
             <w:tcMar>
-              <w:top w:w="100" w:type="dxa"/>
-              <w:bottom w:w="100" w:type="dxa"/>
-              <w:left w:w="110" w:type="dxa"/>
-              <w:right w:w="110" w:type="dxa"/>
+              <w:top w:w="90" w:type="dxa"/>
+              <w:bottom w:w="90" w:type="dxa"/>
+              <w:left w:w="140" w:type="dxa"/>
+              <w:right w:w="140" w:type="dxa"/>
             </w:tcMar>
           </w:tcPr>
           <w:p>
+            <w:r/>
             <w:r>
               <w:rPr>
-                <w:rFonts w:ascii="Malgun Gothic" w:hAnsi="Malgun Gothic"/>
-                <w:sz w:val="18"/>
+                <w:rFonts w:ascii="맑은 고딕" w:hAnsi="맑은 고딕" w:eastAsia="맑은 고딕"/>
+                <w:b w:val="0"/>
+                <w:color w:val="1E293B"/>
+                <w:sz w:val="19"/>
               </w:rPr>
-              <w:t>[고객사명] 계약담당관 귀하</w:t>
+              <w:t>주식회사 한빛글로벌 구매전략팀 / 디지털혁신본부</w:t>
             </w:r>
           </w:p>
         </w:tc>
         <w:tc>
           <w:tcPr>
-            <w:tcW w:type="dxa" w:w="3120"/>
+            <w:tcW w:type="dxa" w:w="2448"/>
+            <w:shd w:fill="F8FAFC"/>
             <w:tcMar>
-              <w:top w:w="100" w:type="dxa"/>
-              <w:bottom w:w="100" w:type="dxa"/>
-              <w:left w:w="110" w:type="dxa"/>
-              <w:right w:w="110" w:type="dxa"/>
+              <w:top w:w="90" w:type="dxa"/>
+              <w:bottom w:w="90" w:type="dxa"/>
+              <w:left w:w="140" w:type="dxa"/>
+              <w:right w:w="140" w:type="dxa"/>
             </w:tcMar>
           </w:tcPr>
           <w:p>
+            <w:r/>
             <w:r>
               <w:rPr>
-                <w:rFonts w:ascii="Malgun Gothic" w:hAnsi="Malgun Gothic"/>
-                <w:sz w:val="18"/>
+                <w:rFonts w:ascii="맑은 고딕" w:hAnsi="맑은 고딕" w:eastAsia="맑은 고딕"/>
+                <w:b w:val="0"/>
+                <w:color w:val="1E293B"/>
+                <w:sz w:val="19"/>
               </w:rPr>
-              <w:t>(서명 또는 인)</w:t>
+              <w:t>계약담당관 송 민 재</w:t>
+            </w:r>
+          </w:p>
+        </w:tc>
+        <w:tc>
+          <w:tcPr>
+            <w:tcW w:type="dxa" w:w="2448"/>
+            <w:shd w:fill="F8FAFC"/>
+            <w:tcMar>
+              <w:top w:w="90" w:type="dxa"/>
+              <w:bottom w:w="90" w:type="dxa"/>
+              <w:left w:w="140" w:type="dxa"/>
+              <w:right w:w="140" w:type="dxa"/>
+            </w:tcMar>
+          </w:tcPr>
+          <w:p>
+            <w:r/>
+            <w:r>
+              <w:rPr>
+                <w:rFonts w:ascii="맑은 고딕" w:hAnsi="맑은 고딕" w:eastAsia="맑은 고딕"/>
+                <w:b w:val="0"/>
+                <w:color w:val="1E293B"/>
+                <w:sz w:val="19"/>
+              </w:rPr>
+              <w:t>(검토 승인)</w:t>
             </w:r>
           </w:p>
         </w:tc>
@@ -996,7 +1509,7 @@
     <w:p/>
     <w:sectPr>
       <w:pgSz w:w="12240" w:h="15840"/>
-      <w:pgMar w:top="1440" w:right="1440" w:bottom="1440" w:left="1440" w:header="720" w:footer="720" w:gutter="0"/>
+      <w:pgMar w:top="1152" w:right="1224" w:bottom="1152" w:left="1224" w:header="720" w:footer="720" w:gutter="0"/>
       <w:cols w:space="720"/>
       <w:docGrid w:linePitch="360"/>
     </w:sectPr>

--- a/public/templates/office/Phase1_선금신청서_및_사용계획서.docx
+++ b/public/templates/office/Phase1_선금신청서_및_사용계획서.docx
@@ -10,7 +10,7 @@
           <w:color w:val="2563EB"/>
           <w:sz w:val="17"/>
         </w:rPr>
-        <w:t>[엠파시 엔터프라이즈 표준 사업관리 서식] 문서번호: EMP-DOC-P1-02 | 사업명: 한빛글로벌 SyncGuard AI 시스템 구축</w:t>
+        <w:t>[엠파시 엔터프라이즈 표준 사업관리 서식] 문서번호: EMP-DOC-P1-02 | 사업명: 한빛글로벌 SyncFlow AI 시스템 구축</w:t>
       </w:r>
     </w:p>
     <w:p>
@@ -32,7 +32,7 @@
           <w:color w:val="475569"/>
           <w:sz w:val="21"/>
         </w:rPr>
-        <w:t>한빛글로벌 SyncGuard AI 시스템 구축 용역 착수 선금(30%) 청구 및 비목별 집행 계획</w:t>
+        <w:t>한빛글로벌 SyncFlow AI 시스템 구축 용역 착수 선금(30%) 청구 및 비목별 집행 계획</w:t>
       </w:r>
     </w:p>
     <w:tbl>
@@ -147,7 +147,7 @@
                 <w:color w:val="1E293B"/>
                 <w:sz w:val="19"/>
               </w:rPr>
-              <w:t>SyncGuard AI — 엔터프라이즈 AI 콘텐츠·규제 심의 자동화 시스템 구축 (HB-IT-2026-0042)</w:t>
+              <w:t>SyncFlow AI — 엔터프라이즈 AI 콘텐츠·규제 검증 자동화 시스템 구축 (HB-IT-2026-0042)</w:t>
             </w:r>
           </w:p>
         </w:tc>
@@ -373,7 +373,7 @@
           <w:color w:val="1E293B"/>
           <w:sz w:val="20"/>
         </w:rPr>
-        <w:t>「SyncGuard AI 시스템 구축 사업」의 원활한 초기 착수를 위하여 핵심 AI·백엔드·프론트엔드 전문 인력(9명)의 초기 3개월 직접 인건비, 개발·검증 환경 클라우드 GPU/시뮬레이션 환경 구성비 및 승인 하수급 협력사(㈜데이터브릿지) 선금 배정 자금을 확보하고자 계약 일반조건 제2조에 의거 선금을 신청합니다.</w:t>
+        <w:t>「SyncFlow AI 시스템 구축 사업」의 원활한 초기 착수를 위하여 핵심 AI·백엔드·프론트엔드 전문 인력(9명)의 초기 3개월 직접 인건비, 개발·검증 환경 클라우드 GPU/시뮬레이션 환경 구성비 및 승인 하수급 협력사(㈜데이터브릿지) 선금 배정 자금을 확보하고자 계약 일반조건 제2조에 의거 선금을 신청합니다.</w:t>
       </w:r>
     </w:p>
     <w:p>
@@ -803,7 +803,7 @@
                 <w:color w:val="1E293B"/>
                 <w:sz w:val="19"/>
               </w:rPr>
-              <w:t>클라우드·AI 실증비</w:t>
+              <w:t>클라우드·AI 시험검증비</w:t>
             </w:r>
           </w:p>
         </w:tc>
